--- a/news/20260501.docx
+++ b/news/20260501.docx
@@ -532,7 +532,7 @@
         </w:rPr>
         <w:t xml:space="preserve">查看原文: </w:t>
       </w:r>
-      <w:hyperlink w:history="1" r:id="rId8wysmmgp10mi1ugsbamx4">
+      <w:hyperlink w:history="1" r:id="rIdk9z92iojomwk-nzkad3ei">
         <w:r>
           <w:rPr>
             <w:rStyle w:val="Hyperlink"/>
@@ -615,7 +615,7 @@
         </w:rPr>
         <w:t xml:space="preserve">查看原文: </w:t>
       </w:r>
-      <w:hyperlink w:history="1" r:id="rIdxfxwxhw4vraurcmqzpirv">
+      <w:hyperlink w:history="1" r:id="rId1gtebunlgxk3yw5tp9nhn">
         <w:r>
           <w:rPr>
             <w:rStyle w:val="Hyperlink"/>
@@ -659,7 +659,7 @@
         </w:rPr>
         <w:t xml:space="preserve">查看原文: </w:t>
       </w:r>
-      <w:hyperlink w:history="1" r:id="rIddnlupxiybp8ty4s0t7gld">
+      <w:hyperlink w:history="1" r:id="rId9o0kldh6i3kchj8kuwbiz">
         <w:r>
           <w:rPr>
             <w:rStyle w:val="Hyperlink"/>
@@ -755,7 +755,7 @@
         </w:rPr>
         <w:t xml:space="preserve">查看原文: </w:t>
       </w:r>
-      <w:hyperlink w:history="1" r:id="rId9_qtlirqmmyvcpzkhrn5l">
+      <w:hyperlink w:history="1" r:id="rIdf74ihf5b2gwcncf6nqfuz">
         <w:r>
           <w:rPr>
             <w:rStyle w:val="Hyperlink"/>
@@ -799,7 +799,7 @@
         </w:rPr>
         <w:t xml:space="preserve">查看原文: </w:t>
       </w:r>
-      <w:hyperlink w:history="1" r:id="rIdwoh1widr0wuuaqcenzexa">
+      <w:hyperlink w:history="1" r:id="rIdiilrjs7ov6z8_-dhptozb">
         <w:r>
           <w:rPr>
             <w:rStyle w:val="Hyperlink"/>
@@ -908,7 +908,7 @@
         </w:rPr>
         <w:t xml:space="preserve">查看原文: </w:t>
       </w:r>
-      <w:hyperlink w:history="1" r:id="rIdzpi9uhyri9tilkdivcz5g">
+      <w:hyperlink w:history="1" r:id="rIdiommf9jq9xdc_tf7lppmm">
         <w:r>
           <w:rPr>
             <w:rStyle w:val="Hyperlink"/>
@@ -1004,7 +1004,7 @@
         </w:rPr>
         <w:t xml:space="preserve">查看原文: </w:t>
       </w:r>
-      <w:hyperlink w:history="1" r:id="rIdulq0dfejx8-xwmls74fdx">
+      <w:hyperlink w:history="1" r:id="rIdrthkip2tyv_prbhmpk3ac">
         <w:r>
           <w:rPr>
             <w:rStyle w:val="Hyperlink"/>
@@ -1074,7 +1074,7 @@
         </w:rPr>
         <w:t xml:space="preserve">查看原文: </w:t>
       </w:r>
-      <w:hyperlink w:history="1" r:id="rId3ctpjj-x6y14o9dno-y-f">
+      <w:hyperlink w:history="1" r:id="rIdd-w_xsj2uctthse52oeg7">
         <w:r>
           <w:rPr>
             <w:rStyle w:val="Hyperlink"/>
@@ -1144,7 +1144,7 @@
         </w:rPr>
         <w:t xml:space="preserve">查看原文: </w:t>
       </w:r>
-      <w:hyperlink w:history="1" r:id="rIdaozmn5lcehav8n0q6f4bp">
+      <w:hyperlink w:history="1" r:id="rId6qbfwf_ucx-o4qogxwnbv">
         <w:r>
           <w:rPr>
             <w:rStyle w:val="Hyperlink"/>
@@ -1201,7 +1201,7 @@
         </w:rPr>
         <w:t xml:space="preserve">查看原文: </w:t>
       </w:r>
-      <w:hyperlink w:history="1" r:id="rIdz0ytmlf_eni04rstntlwh">
+      <w:hyperlink w:history="1" r:id="rIdnpmaeivx0xsqir9vmhbbs">
         <w:r>
           <w:rPr>
             <w:rStyle w:val="Hyperlink"/>
@@ -1453,7 +1453,7 @@
         </w:rPr>
         <w:t xml:space="preserve">查看原文: </w:t>
       </w:r>
-      <w:hyperlink w:history="1" r:id="rIdqp-uohv10azlabqacq4ut">
+      <w:hyperlink w:history="1" r:id="rIdww2r6dudshwo0feudzuy5">
         <w:r>
           <w:rPr>
             <w:rStyle w:val="Hyperlink"/>
@@ -1536,7 +1536,7 @@
         </w:rPr>
         <w:t xml:space="preserve">查看原文: </w:t>
       </w:r>
-      <w:hyperlink w:history="1" r:id="rIdnllffnccvwcymxq2umphn">
+      <w:hyperlink w:history="1" r:id="rIdweednu7cbhsoi65b3nal8">
         <w:r>
           <w:rPr>
             <w:rStyle w:val="Hyperlink"/>
@@ -1671,7 +1671,7 @@
         </w:rPr>
         <w:t xml:space="preserve">查看原文: </w:t>
       </w:r>
-      <w:hyperlink w:history="1" r:id="rIdpfrur4qqt0urzayprqgrm">
+      <w:hyperlink w:history="1" r:id="rIdx6ee7uurtbazr7xredq8v">
         <w:r>
           <w:rPr>
             <w:rStyle w:val="Hyperlink"/>
@@ -1715,7 +1715,7 @@
         </w:rPr>
         <w:t xml:space="preserve">查看原文: </w:t>
       </w:r>
-      <w:hyperlink w:history="1" r:id="rIdpcvfmacdfkq3fao3rqjxc">
+      <w:hyperlink w:history="1" r:id="rIdp1sqqkl6awh1ivj5raiv6">
         <w:r>
           <w:rPr>
             <w:rStyle w:val="Hyperlink"/>
@@ -1745,7 +1745,7 @@
           <w:sz w:val="20"/>
           <w:szCs w:val="20"/>
         </w:rPr>
-        <w:t xml:space="preserve">(更新时间戳: 1777646402638)</w:t>
+        <w:t xml:space="preserve">(更新时间戳: 1777996516979)</w:t>
       </w:r>
     </w:p>
     <w:sectPr>
